--- a/Claude Code 使用说明.docx
+++ b/Claude Code 使用说明.docx
@@ -25,7 +25,7 @@
           <w:color w:val="666666"/>
           <w:sz w:val="24"/>
         </w:rPr>
-        <w:t>Windows 中国版</w:t>
+        <w:t>Windows 中国版 — 智谱 GLM</w:t>
       </w:r>
     </w:p>
     <w:p/>
@@ -46,7 +46,7 @@
         <w:spacing w:after="120"/>
       </w:pPr>
       <w:r>
-        <w:t>本工具帮助 Windows 用户一键安装 Claude Code，并自动配置国产大模型 API，无需手动安装 Node.js、Git 等依赖。</w:t>
+        <w:t>本工具帮助 Windows 用户一键安装 Claude Code，并自动配置智谱 GLM API，无需手动安装 Node.js、Git 等依赖。</w:t>
       </w:r>
     </w:p>
     <w:p>
@@ -158,7 +158,7 @@
         <w:pStyle w:val="ListNumber"/>
       </w:pPr>
       <w:r>
-        <w:t>安装完成后，按照提示选择 API 提供商、输入 API Key，并选择要使用的模型</w:t>
+        <w:t>安装完成后，按照提示选择 GLM 模型、输入 API Key</w:t>
       </w:r>
     </w:p>
     <w:p>
@@ -170,7 +170,7 @@
           <w:rFonts w:ascii="微软雅黑" w:hAnsi="微软雅黑"/>
           <w:color w:val="2C3E50"/>
         </w:rPr>
-        <w:t>四、支持的国产大模型</w:t>
+        <w:t>四、支持的智谱 GLM 模型</w:t>
       </w:r>
     </w:p>
     <w:p>
@@ -178,15 +178,7 @@
         <w:spacing w:after="120"/>
       </w:pPr>
       <w:r>
-        <w:t>请先到对应提供商网站注册账号并获取 API Key，安装时需要输入。</w:t>
-      </w:r>
-    </w:p>
-    <w:p>
-      <w:pPr>
-        <w:spacing w:after="120"/>
-      </w:pPr>
-      <w:r>
-        <w:t>安装过程中每家提供商都有多个模型可选，您可以根据需要自行切换（如选择推理模型、经济型模型等）。</w:t>
+        <w:t>本工具通过智谱 GLM 的 Anthropic 兼容端点接入，注册地址：open.bigmodel.cn</w:t>
       </w:r>
     </w:p>
     <w:tbl>
@@ -197,47 +189,33 @@
         <w:tblLook w:firstColumn="1" w:firstRow="1" w:lastColumn="0" w:lastRow="0" w:noHBand="0" w:noVBand="1" w:val="04A0"/>
       </w:tblPr>
       <w:tblGrid>
-        <w:gridCol w:w="3135"/>
-        <w:gridCol w:w="3135"/>
-        <w:gridCol w:w="3135"/>
+        <w:gridCol w:w="4703"/>
+        <w:gridCol w:w="4703"/>
       </w:tblGrid>
       <w:tr>
         <w:tc>
           <w:tcPr>
-            <w:tcW w:type="dxa" w:w="3135"/>
+            <w:tcW w:type="dxa" w:w="4703"/>
           </w:tcPr>
           <w:p>
             <w:r>
               <w:rPr>
                 <w:b/>
               </w:rPr>
-              <w:t>提供商</w:t>
+              <w:t>模型</w:t>
             </w:r>
           </w:p>
         </w:tc>
         <w:tc>
           <w:tcPr>
-            <w:tcW w:type="dxa" w:w="3135"/>
+            <w:tcW w:type="dxa" w:w="4703"/>
           </w:tcPr>
           <w:p>
             <w:r>
               <w:rPr>
                 <w:b/>
               </w:rPr>
-              <w:t>默认推荐模型</w:t>
-            </w:r>
-          </w:p>
-        </w:tc>
-        <w:tc>
-          <w:tcPr>
-            <w:tcW w:type="dxa" w:w="3135"/>
-          </w:tcPr>
-          <w:p>
-            <w:r>
-              <w:rPr>
-                <w:b/>
-              </w:rPr>
-              <w:t>注册地址</w:t>
+              <w:t>说明</w:t>
             </w:r>
           </w:p>
         </w:tc>
@@ -245,31 +223,21 @@
       <w:tr>
         <w:tc>
           <w:tcPr>
-            <w:tcW w:type="dxa" w:w="3135"/>
+            <w:tcW w:type="dxa" w:w="4703"/>
           </w:tcPr>
           <w:p>
             <w:r>
-              <w:t>智谱 GLM</w:t>
+              <w:t>glm-5</w:t>
             </w:r>
           </w:p>
         </w:tc>
         <w:tc>
           <w:tcPr>
-            <w:tcW w:type="dxa" w:w="3135"/>
+            <w:tcW w:type="dxa" w:w="4703"/>
           </w:tcPr>
           <w:p>
             <w:r>
-              <w:t>glm-5 (745B旗舰)</w:t>
-            </w:r>
-          </w:p>
-        </w:tc>
-        <w:tc>
-          <w:tcPr>
-            <w:tcW w:type="dxa" w:w="3135"/>
-          </w:tcPr>
-          <w:p>
-            <w:r>
-              <w:t>open.bigmodel.cn</w:t>
+              <w:t>旗舰 745B MoE（对标 Opus）推荐</w:t>
             </w:r>
           </w:p>
         </w:tc>
@@ -277,31 +245,21 @@
       <w:tr>
         <w:tc>
           <w:tcPr>
-            <w:tcW w:type="dxa" w:w="3135"/>
+            <w:tcW w:type="dxa" w:w="4703"/>
           </w:tcPr>
           <w:p>
             <w:r>
-              <w:t>DeepSeek</w:t>
+              <w:t>glm-4.7</w:t>
             </w:r>
           </w:p>
         </w:tc>
         <w:tc>
           <w:tcPr>
-            <w:tcW w:type="dxa" w:w="3135"/>
+            <w:tcW w:type="dxa" w:w="4703"/>
           </w:tcPr>
           <w:p>
             <w:r>
-              <w:t>deepseek-chat (V3.2)</w:t>
-            </w:r>
-          </w:p>
-        </w:tc>
-        <w:tc>
-          <w:tcPr>
-            <w:tcW w:type="dxa" w:w="3135"/>
-          </w:tcPr>
-          <w:p>
-            <w:r>
-              <w:t>platform.deepseek.com</w:t>
+              <w:t>编程增强（对标 Sonnet）</w:t>
             </w:r>
           </w:p>
         </w:tc>
@@ -309,31 +267,21 @@
       <w:tr>
         <w:tc>
           <w:tcPr>
-            <w:tcW w:type="dxa" w:w="3135"/>
+            <w:tcW w:type="dxa" w:w="4703"/>
           </w:tcPr>
           <w:p>
             <w:r>
-              <w:t>月之暗面 Kimi</w:t>
+              <w:t>glm-4.5</w:t>
             </w:r>
           </w:p>
         </w:tc>
         <w:tc>
           <w:tcPr>
-            <w:tcW w:type="dxa" w:w="3135"/>
+            <w:tcW w:type="dxa" w:w="4703"/>
           </w:tcPr>
           <w:p>
             <w:r>
-              <w:t>kimi-k2.5 (1T旗舰)</w:t>
-            </w:r>
-          </w:p>
-        </w:tc>
-        <w:tc>
-          <w:tcPr>
-            <w:tcW w:type="dxa" w:w="3135"/>
-          </w:tcPr>
-          <w:p>
-            <w:r>
-              <w:t>platform.moonshot.cn</w:t>
+              <w:t>Agent 基座，工具调用优化</w:t>
             </w:r>
           </w:p>
         </w:tc>
@@ -341,31 +289,21 @@
       <w:tr>
         <w:tc>
           <w:tcPr>
-            <w:tcW w:type="dxa" w:w="3135"/>
+            <w:tcW w:type="dxa" w:w="4703"/>
           </w:tcPr>
           <w:p>
             <w:r>
-              <w:t>阿里通义千问</w:t>
+              <w:t>glm-4.7-flash</w:t>
             </w:r>
           </w:p>
         </w:tc>
         <w:tc>
           <w:tcPr>
-            <w:tcW w:type="dxa" w:w="3135"/>
+            <w:tcW w:type="dxa" w:w="4703"/>
           </w:tcPr>
           <w:p>
             <w:r>
-              <w:t>qwen3.5-plus (最新)</w:t>
-            </w:r>
-          </w:p>
-        </w:tc>
-        <w:tc>
-          <w:tcPr>
-            <w:tcW w:type="dxa" w:w="3135"/>
-          </w:tcPr>
-          <w:p>
-            <w:r>
-              <w:t>dashscope.aliyuncs.com</w:t>
+              <w:t>30B MoE 轻量快速（对标 Haiku）</w:t>
             </w:r>
           </w:p>
         </w:tc>
@@ -373,31 +311,21 @@
       <w:tr>
         <w:tc>
           <w:tcPr>
-            <w:tcW w:type="dxa" w:w="3135"/>
+            <w:tcW w:type="dxa" w:w="4703"/>
           </w:tcPr>
           <w:p>
             <w:r>
-              <w:t>百度文心</w:t>
+              <w:t>glm-4-flash</w:t>
             </w:r>
           </w:p>
         </w:tc>
         <w:tc>
           <w:tcPr>
-            <w:tcW w:type="dxa" w:w="3135"/>
+            <w:tcW w:type="dxa" w:w="4703"/>
           </w:tcPr>
           <w:p>
             <w:r>
-              <w:t>ernie-4.5 (300B旗舰)</w:t>
-            </w:r>
-          </w:p>
-        </w:tc>
-        <w:tc>
-          <w:tcPr>
-            <w:tcW w:type="dxa" w:w="3135"/>
-          </w:tcPr>
-          <w:p>
-            <w:r>
-              <w:t>qianfan.baidubce.com</w:t>
+              <w:t>免费模型，轻量任务</w:t>
             </w:r>
           </w:p>
         </w:tc>
@@ -405,37 +333,35 @@
       <w:tr>
         <w:tc>
           <w:tcPr>
-            <w:tcW w:type="dxa" w:w="3135"/>
+            <w:tcW w:type="dxa" w:w="4703"/>
           </w:tcPr>
           <w:p>
             <w:r>
-              <w:t>自定义</w:t>
+              <w:t>glm-4.5-air</w:t>
             </w:r>
           </w:p>
         </w:tc>
         <w:tc>
           <w:tcPr>
-            <w:tcW w:type="dxa" w:w="3135"/>
+            <w:tcW w:type="dxa" w:w="4703"/>
           </w:tcPr>
           <w:p>
             <w:r>
-              <w:t>任意兼容接口</w:t>
-            </w:r>
-          </w:p>
-        </w:tc>
-        <w:tc>
-          <w:tcPr>
-            <w:tcW w:type="dxa" w:w="3135"/>
-          </w:tcPr>
-          <w:p>
-            <w:r>
-              <w:t>—</w:t>
+              <w:t>轻量快速，低成本</w:t>
             </w:r>
           </w:p>
         </w:tc>
       </w:tr>
     </w:tbl>
     <w:p/>
+    <w:p>
+      <w:pPr>
+        <w:spacing w:after="120"/>
+      </w:pPr>
+      <w:r>
+        <w:t>请先到智谱开放平台注册账号并获取 API Key（右上角头像 → API 密钥 → 创建）。</w:t>
+      </w:r>
+    </w:p>
     <w:p>
       <w:pPr>
         <w:pStyle w:val="Heading2"/>
@@ -504,7 +430,7 @@
           <w:rFonts w:ascii="微软雅黑" w:hAnsi="微软雅黑"/>
           <w:color w:val="2C3E50"/>
         </w:rPr>
-        <w:t>六、更换 API / 切换模型</w:t>
+        <w:t>六、更换 API Key / 切换模型</w:t>
       </w:r>
     </w:p>
     <w:p>
@@ -512,15 +438,7 @@
         <w:spacing w:after="120"/>
       </w:pPr>
       <w:r>
-        <w:t>如需更换 API 提供商、API Key 或切换模型，双击运行「配置API.bat」即可。</w:t>
-      </w:r>
-    </w:p>
-    <w:p>
-      <w:pPr>
-        <w:spacing w:after="120"/>
-      </w:pPr>
-      <w:r>
-        <w:t>配置时会列出该提供商的所有可用模型（含模型说明），您可以自行选择：</w:t>
+        <w:t>如需更换 API Key 或切换模型，双击运行「配置API.bat」即可。</w:t>
       </w:r>
     </w:p>
     <w:p>
@@ -536,7 +454,7 @@
         <w:pStyle w:val="ListBullet"/>
       </w:pPr>
       <w:r>
-        <w:t>切换 API 提供商 + 重新选择模型</w:t>
+        <w:t>重新选择 GLM 模型</w:t>
       </w:r>
     </w:p>
     <w:p>
